--- a/JCIIOT/sop+prompt/JCIIOT 2026 case 5 SOP.docx
+++ b/JCIIOT/sop+prompt/JCIIOT 2026 case 5 SOP.docx
@@ -18,7 +18,19 @@
         <w:t>：</w:t>
       </w:r>
       <w:r>
-        <w:t>Please follow the SOP. The object is a blue material transfer bin. The Pick Station is Pick Station 1, and the Place Station is Place Station 2.</w:t>
+        <w:t xml:space="preserve">Please follow the SOP. The object is a blue material transfer bin. The Pick Station is </w:t>
+      </w:r>
+      <w:r>
+        <w:t>Placement Point</w:t>
+      </w:r>
+      <w:r>
+        <w:rPr>
+          <w:rFonts w:hint="eastAsia"/>
+        </w:rPr>
+        <w:t xml:space="preserve"> </w:t>
+      </w:r>
+      <w:r>
+        <w:t>1, and the Place Station is Place Station 2.</w:t>
       </w:r>
     </w:p>
     <w:p/>
@@ -139,7 +151,7 @@
     <w:p>
       <w:r>
         <w:pict w14:anchorId="3F9D5137">
-          <v:rect id="_x0000_i1905" style="width:0;height:1.5pt" o:hralign="center" o:hrstd="t" o:hr="t" fillcolor="#a0a0a0" stroked="f"/>
+          <v:rect id="_x0000_i1025" style="width:0;height:1.5pt" o:hralign="center" o:hrstd="t" o:hr="t" fillcolor="#a0a0a0" stroked="f"/>
         </w:pict>
       </w:r>
     </w:p>
@@ -216,7 +228,7 @@
     <w:p>
       <w:r>
         <w:pict w14:anchorId="114180ED">
-          <v:rect id="_x0000_i1906" style="width:0;height:1.5pt" o:hralign="center" o:hrstd="t" o:hr="t" fillcolor="#a0a0a0" stroked="f"/>
+          <v:rect id="_x0000_i1026" style="width:0;height:1.5pt" o:hralign="center" o:hrstd="t" o:hr="t" fillcolor="#a0a0a0" stroked="f"/>
         </w:pict>
       </w:r>
     </w:p>
@@ -322,7 +334,7 @@
     <w:p>
       <w:r>
         <w:pict w14:anchorId="18FBC4B0">
-          <v:rect id="_x0000_i1907" style="width:0;height:1.5pt" o:hralign="center" o:hrstd="t" o:hr="t" fillcolor="#a0a0a0" stroked="f"/>
+          <v:rect id="_x0000_i1027" style="width:0;height:1.5pt" o:hralign="center" o:hrstd="t" o:hr="t" fillcolor="#a0a0a0" stroked="f"/>
         </w:pict>
       </w:r>
     </w:p>
@@ -580,7 +592,7 @@
     <w:p>
       <w:r>
         <w:pict w14:anchorId="0DB55D72">
-          <v:rect id="_x0000_i1908" style="width:0;height:1.5pt" o:hralign="center" o:hrstd="t" o:hr="t" fillcolor="#a0a0a0" stroked="f"/>
+          <v:rect id="_x0000_i1028" style="width:0;height:1.5pt" o:hralign="center" o:hrstd="t" o:hr="t" fillcolor="#a0a0a0" stroked="f"/>
         </w:pict>
       </w:r>
     </w:p>
@@ -750,7 +762,7 @@
       </w:r>
       <w:r>
         <w:pict w14:anchorId="01CE9929">
-          <v:rect id="_x0000_i1909" style="width:0;height:1.5pt" o:hralign="center" o:hrstd="t" o:hr="t" fillcolor="#a0a0a0" stroked="f"/>
+          <v:rect id="_x0000_i1029" style="width:0;height:1.5pt" o:hralign="center" o:hrstd="t" o:hr="t" fillcolor="#a0a0a0" stroked="f"/>
         </w:pict>
       </w:r>
     </w:p>
@@ -1002,7 +1014,7 @@
       </w:r>
       <w:r>
         <w:pict w14:anchorId="6DD67CF4">
-          <v:rect id="_x0000_i1910" style="width:0;height:1.5pt" o:hralign="center" o:hrstd="t" o:hr="t" fillcolor="#a0a0a0" stroked="f"/>
+          <v:rect id="_x0000_i1030" style="width:0;height:1.5pt" o:hralign="center" o:hrstd="t" o:hr="t" fillcolor="#a0a0a0" stroked="f"/>
         </w:pict>
       </w:r>
     </w:p>
@@ -1206,7 +1218,7 @@
       </w:r>
       <w:r>
         <w:pict w14:anchorId="58848C49">
-          <v:rect id="_x0000_i1911" style="width:0;height:1.5pt" o:hralign="center" o:hrstd="t" o:hr="t" fillcolor="#a0a0a0" stroked="f"/>
+          <v:rect id="_x0000_i1031" style="width:0;height:1.5pt" o:hralign="center" o:hrstd="t" o:hr="t" fillcolor="#a0a0a0" stroked="f"/>
         </w:pict>
       </w:r>
     </w:p>
@@ -1475,7 +1487,7 @@
       </w:r>
       <w:r>
         <w:pict w14:anchorId="7006AFCC">
-          <v:rect id="_x0000_i1912" style="width:0;height:1.5pt" o:hralign="center" o:hrstd="t" o:hr="t" fillcolor="#a0a0a0" stroked="f"/>
+          <v:rect id="_x0000_i1032" style="width:0;height:1.5pt" o:hralign="center" o:hrstd="t" o:hr="t" fillcolor="#a0a0a0" stroked="f"/>
         </w:pict>
       </w:r>
     </w:p>
@@ -1571,7 +1583,7 @@
     <w:p>
       <w:r>
         <w:pict w14:anchorId="4B9318CC">
-          <v:rect id="_x0000_i1913" style="width:0;height:1.5pt" o:hralign="center" o:hrstd="t" o:hr="t" fillcolor="#a0a0a0" stroked="f"/>
+          <v:rect id="_x0000_i1033" style="width:0;height:1.5pt" o:hralign="center" o:hrstd="t" o:hr="t" fillcolor="#a0a0a0" stroked="f"/>
         </w:pict>
       </w:r>
     </w:p>
@@ -1701,7 +1713,7 @@
     <w:p>
       <w:r>
         <w:pict w14:anchorId="652B3554">
-          <v:rect id="_x0000_i1914" style="width:0;height:1.5pt" o:hralign="center" o:hrstd="t" o:hr="t" fillcolor="#a0a0a0" stroked="f"/>
+          <v:rect id="_x0000_i1034" style="width:0;height:1.5pt" o:hralign="center" o:hrstd="t" o:hr="t" fillcolor="#a0a0a0" stroked="f"/>
         </w:pict>
       </w:r>
     </w:p>
@@ -1956,7 +1968,7 @@
     <w:p>
       <w:r>
         <w:pict w14:anchorId="45A9D4F2">
-          <v:rect id="_x0000_i1915" style="width:0;height:1.5pt" o:hralign="center" o:hrstd="t" o:hr="t" fillcolor="#a0a0a0" stroked="f"/>
+          <v:rect id="_x0000_i1035" style="width:0;height:1.5pt" o:hralign="center" o:hrstd="t" o:hr="t" fillcolor="#a0a0a0" stroked="f"/>
         </w:pict>
       </w:r>
     </w:p>
@@ -2116,7 +2128,7 @@
     <w:p>
       <w:r>
         <w:pict w14:anchorId="1F5B244E">
-          <v:rect id="_x0000_i1916" style="width:0;height:1.5pt" o:hralign="center" o:hrstd="t" o:hr="t" fillcolor="#a0a0a0" stroked="f"/>
+          <v:rect id="_x0000_i1036" style="width:0;height:1.5pt" o:hralign="center" o:hrstd="t" o:hr="t" fillcolor="#a0a0a0" stroked="f"/>
         </w:pict>
       </w:r>
     </w:p>
@@ -6651,6 +6663,7 @@
   <w:style w:type="character" w:default="1" w:styleId="DefaultParagraphFont">
     <w:name w:val="Default Paragraph Font"/>
     <w:uiPriority w:val="1"/>
+    <w:semiHidden/>
     <w:unhideWhenUsed/>
   </w:style>
   <w:style w:type="table" w:default="1" w:styleId="TableNormal">
